--- a/downloads/teacher/05 Materials/Unit 01/Handouts/Handout 01.22 - Careers Card Sort.docx
+++ b/downloads/teacher/05 Materials/Unit 01/Handouts/Handout 01.22 - Careers Card Sort.docx
@@ -35,16 +35,7 @@
         <w:pStyle w:val="FirstParagraph"/>
       </w:pPr>
       <w:r>
-        <w:t xml:space="preserve">Pay ranges are yearly, for the New York area, and every one is marked</w:t>
-      </w:r>
-      <w:r>
-        <w:t xml:space="preserve"> </w:t>
-      </w:r>
-      <w:r>
-        <w:rPr>
-          <w:rStyle w:val="TeacherNote"/>
-        </w:rPr>
-        <w:t xml:space="preserve">[update]. Your teacher will check them against the Bureau of Labor Statistics and the NYS Department of Labor before you use them for real decisions. [Sal: update from bls.gov/ooh and NYS DOL Long Island wage data.]</w:t>
+        <w:t xml:space="preserve">Pay ranges are yearly, for the New York area, and every one is to be refreshed before teaching. Your teacher will check them against the Bureau of Labor Statistics and the NYS Department of Labor before you use them for real decisions.</w:t>
       </w:r>
     </w:p>
     <w:tbl>
@@ -196,15 +187,6 @@
             <w:r>
               <w:t xml:space="preserve">$28,000 to $34,000</w:t>
             </w:r>
-            <w:r>
-              <w:t xml:space="preserve"> </w:t>
-            </w:r>
-            <w:r>
-              <w:rPr>
-                <w:rStyle w:val="TeacherNote"/>
-              </w:rPr>
-              <w:t xml:space="preserve">[update]</w:t>
-            </w:r>
           </w:p>
         </w:tc>
         <w:tc>
@@ -265,15 +247,6 @@
             <w:r>
               <w:t xml:space="preserve">$30,000 to $38,000</w:t>
             </w:r>
-            <w:r>
-              <w:t xml:space="preserve"> </w:t>
-            </w:r>
-            <w:r>
-              <w:rPr>
-                <w:rStyle w:val="TeacherNote"/>
-              </w:rPr>
-              <w:t xml:space="preserve">[update]</w:t>
-            </w:r>
           </w:p>
         </w:tc>
         <w:tc>
@@ -334,15 +307,6 @@
             <w:r>
               <w:t xml:space="preserve">$33,000 to $42,000</w:t>
             </w:r>
-            <w:r>
-              <w:t xml:space="preserve"> </w:t>
-            </w:r>
-            <w:r>
-              <w:rPr>
-                <w:rStyle w:val="TeacherNote"/>
-              </w:rPr>
-              <w:t xml:space="preserve">[update]</w:t>
-            </w:r>
           </w:p>
         </w:tc>
         <w:tc>
@@ -403,15 +367,6 @@
             <w:r>
               <w:t xml:space="preserve">$32,000 to $45,000</w:t>
             </w:r>
-            <w:r>
-              <w:t xml:space="preserve"> </w:t>
-            </w:r>
-            <w:r>
-              <w:rPr>
-                <w:rStyle w:val="TeacherNote"/>
-              </w:rPr>
-              <w:t xml:space="preserve">[update]</w:t>
-            </w:r>
           </w:p>
         </w:tc>
         <w:tc>
@@ -472,15 +427,6 @@
             <w:r>
               <w:t xml:space="preserve">$50,000 to $75,000</w:t>
             </w:r>
-            <w:r>
-              <w:t xml:space="preserve"> </w:t>
-            </w:r>
-            <w:r>
-              <w:rPr>
-                <w:rStyle w:val="TeacherNote"/>
-              </w:rPr>
-              <w:t xml:space="preserve">[update]</w:t>
-            </w:r>
           </w:p>
         </w:tc>
         <w:tc>
@@ -541,15 +487,6 @@
             <w:r>
               <w:t xml:space="preserve">$40,000 to $80,000, varies with the business</w:t>
             </w:r>
-            <w:r>
-              <w:t xml:space="preserve"> </w:t>
-            </w:r>
-            <w:r>
-              <w:rPr>
-                <w:rStyle w:val="TeacherNote"/>
-              </w:rPr>
-              <w:t xml:space="preserve">[update]</w:t>
-            </w:r>
           </w:p>
         </w:tc>
         <w:tc>
@@ -610,15 +547,6 @@
             <w:r>
               <w:t xml:space="preserve">$60,000 to $90,000</w:t>
             </w:r>
-            <w:r>
-              <w:t xml:space="preserve"> </w:t>
-            </w:r>
-            <w:r>
-              <w:rPr>
-                <w:rStyle w:val="TeacherNote"/>
-              </w:rPr>
-              <w:t xml:space="preserve">[update]</w:t>
-            </w:r>
           </w:p>
         </w:tc>
         <w:tc>
@@ -679,15 +607,6 @@
             <w:r>
               <w:t xml:space="preserve">$65,000 to $85,000</w:t>
             </w:r>
-            <w:r>
-              <w:t xml:space="preserve"> </w:t>
-            </w:r>
-            <w:r>
-              <w:rPr>
-                <w:rStyle w:val="TeacherNote"/>
-              </w:rPr>
-              <w:t xml:space="preserve">[update]</w:t>
-            </w:r>
           </w:p>
         </w:tc>
         <w:tc>
@@ -748,15 +667,6 @@
             <w:r>
               <w:t xml:space="preserve">$70,000 to $100,000</w:t>
             </w:r>
-            <w:r>
-              <w:t xml:space="preserve"> </w:t>
-            </w:r>
-            <w:r>
-              <w:rPr>
-                <w:rStyle w:val="TeacherNote"/>
-              </w:rPr>
-              <w:t xml:space="preserve">[update]</w:t>
-            </w:r>
           </w:p>
         </w:tc>
         <w:tc>
@@ -816,15 +726,6 @@
             </w:pPr>
             <w:r>
               <w:t xml:space="preserve">$55,000 to $75,000</w:t>
-            </w:r>
-            <w:r>
-              <w:t xml:space="preserve"> </w:t>
-            </w:r>
-            <w:r>
-              <w:rPr>
-                <w:rStyle w:val="TeacherNote"/>
-              </w:rPr>
-              <w:t xml:space="preserve">[update]</w:t>
             </w:r>
           </w:p>
         </w:tc>
